--- a/tillsyn/A 23933-2026 tillsynsbegäran.docx
+++ b/tillsyn/A 23933-2026 tillsynsbegäran.docx
@@ -22,7 +22,7 @@
       <w:r>
         <w:drawing>
           <wp:inline xmlns:a="http://schemas.openxmlformats.org/drawingml/2006/main" xmlns:pic="http://schemas.openxmlformats.org/drawingml/2006/picture">
-            <wp:extent cx="5466322" cy="5724000"/>
+            <wp:extent cx="5486400" cy="5607806"/>
             <wp:docPr id="1" name="Picture 1"/>
             <wp:cNvGraphicFramePr>
               <a:graphicFrameLocks noChangeAspect="1"/>
@@ -43,7 +43,7 @@
                   <pic:spPr>
                     <a:xfrm>
                       <a:off x="0" y="0"/>
-                      <a:ext cx="5466322" cy="5724000"/>
+                      <a:ext cx="5486400" cy="5607806"/>
                     </a:xfrm>
                     <a:prstGeom prst="rect"/>
                   </pic:spPr>
@@ -65,7 +65,7 @@
     </w:p>
     <w:p>
       <w:r>
-        <w:t>I och inom 10 meter från avverkningsanmälan finns fynd av 11 naturvårdsarter, varav 3 är rödlistade, 2 är fridlysta, 9 är typiska (T) och 3 är signalarter (S): ask (EN), drillsnäppa (NT, §4), dunmossa (NT, T), blåsfliksmossa (S, T), stubbspretmossa (S, T), svart trolldruva (S, T), blåsippa (T, §9), hultbräken (T), kransmossa (T), källgräsmossa (T) och vitsippa (T). Se Figur 1.</w:t>
+        <w:t>I och inom 10 meter från avverkningsanmälan finns fynd av 13 naturvårdsarter, varav 4 är rödlistade, 2 är fridlysta, 10 är typiska (T) och 3 är signalarter (S): ask (EN), stor skogsbäckmossa (VU), drillsnäppa (NT, §4), dunmossa (NT, T), blåsfliksmossa (S, T), stubbspretmossa (S, T), svart trolldruva (S, T), blåsippa (T, §9), hultbräken (T), kransmossa (T), källgräsmossa (T), skärmstarr (T) och vitsippa (T). Se Figur 1.</w:t>
       </w:r>
     </w:p>
     <w:p>
@@ -113,6 +113,22 @@
       </w:r>
       <w:r>
         <w:t xml:space="preserve"> växer naturligt på frisk till fuktig, näringsrik, mullrik mark, gärna med rörligt, ytnära grundvatten. Asken är mycket viktig för den biologiska mångfalden och den är värd för minst 213 arter i olika organismgrupper, av vilka åtminstone 42 är askspecialister, ytterligare 8 arter förekommer endast på ask och alm. Bland dessa kan nämnas asknätfjäril (EN, §4a), askvårtlav (EN) och askpraktbagge (NT). Det finns en ökad risk att dessa arter försvinner när populationen av ask minskar. Asken är kraftigt drabbad av askskottsjukan, men angripna askar bör inte avverkas eftersom det är så många andra arter knutna till ask, såväl till döda som till levande träd. Eftersom sjukdomen är vindspridd så finns den redan nästan överallt där det finns askar, och till skillnad från almsjukan så förhindrar eller försvårar man inte spridningen genom att ta bort träd. Asken är globalt rödlistad som nära hotad (NT) vilket medför ett internationellt ansvar för arten (SLU Artdatabanken, 2026; IUCN, 2017).</w:t>
+      </w:r>
+    </w:p>
+    <w:p>
+      <w:r>
+        <w:rPr>
+          <w:b/>
+        </w:rPr>
+        <w:t>Stor skogsbäckmossa (VU)</w:t>
+      </w:r>
+      <w:r>
+        <w:t xml:space="preserve"> växer på stränder av mindre sjöar och på stenar i vattendrag i skogstrakter. Förekomsterna är små och sårbara. Kalavverkning och dålig hänsyn vid vattendrag utgör hot mot arten.</w:t>
+      </w:r>
+    </w:p>
+    <w:p>
+      <w:r>
+        <w:t>Stor skogsbäckmossa är rödlistad som nära hotad (NT) på den europeiska rödlistan vilket innebär att Sverige har ett internationellt ansvar för arten (SLU Artdatabanken, 2026; IUCN, 2017).</w:t>
       </w:r>
     </w:p>
     <w:p>
@@ -334,6 +350,26 @@
         <w:rPr>
           <w:b/>
         </w:rPr>
+        <w:t xml:space="preserve">Skärmstarr </w:t>
+      </w:r>
+      <w:r>
+        <w:t xml:space="preserve">är typisk art för </w:t>
+      </w:r>
+      <w:r>
+        <w:rPr>
+          <w:i/>
+        </w:rPr>
+        <w:t xml:space="preserve">9080 Lövsumpskog </w:t>
+      </w:r>
+      <w:r>
+        <w:t>(SLU Artdatabanken, 2025).</w:t>
+      </w:r>
+    </w:p>
+    <w:p>
+      <w:r>
+        <w:rPr>
+          <w:b/>
+        </w:rPr>
         <w:t>Vitsippa</w:t>
       </w:r>
       <w:r>
@@ -386,7 +422,7 @@
     </w:p>
     <w:p>
       <w:r>
-        <w:t>Följande typiska arter har sina livsmiljöer och växtplatser i den avverkningsanmälda skogen: dunmossa (NT, T), blåsfliksmossa (S, T), stubbspretmossa (S, T), svart trolldruva (S, T), blåsippa (T, §9), hultbräken (T), kransmossa (T), källgräsmossa (T) och vitsippa (T).</w:t>
+        <w:t>Följande typiska arter har sina livsmiljöer och växtplatser i den avverkningsanmälda skogen: dunmossa (NT, T), blåsfliksmossa (S, T), stubbspretmossa (S, T), svart trolldruva (S, T), blåsippa (T, §9), hultbräken (T), kransmossa (T), källgräsmossa (T), skärmstarr (T) och vitsippa (T).</w:t>
       </w:r>
     </w:p>
     <w:p>
@@ -819,7 +855,7 @@
     <w:r>
       <w:tab/>
       <w:tab/>
-      <w:t>2026-06-27</w:t>
+      <w:t>2026-06-28</w:t>
       <w:br/>
       <w:br/>
     </w:r>

--- a/tillsyn/A 23933-2026 tillsynsbegäran.docx
+++ b/tillsyn/A 23933-2026 tillsynsbegäran.docx
@@ -60,12 +60,12 @@
         <w:spacing w:after="240"/>
       </w:pPr>
       <w:r>
-        <w:t>Figur 1. Fyndplatser för naturvårdsarter i och inom 10 meter från avverkningsanmälan. Markörer utan svart kant är placerade på fyndplatsen. Markörer med svart kant är placerade vid sidan av fyndplatsen har ett svart streck som visar fyndplatsens exakta position. Kartans mittpunktskoordinat är N 6533103, E 345070 i SWEREF 99 TM.</w:t>
+        <w:t>Figur 1. Fyndplatser för naturvårdsarter i och inom 8 meter från avverkningsanmälan. Markörer utan svart kant är placerade på fyndplatsen. Markörer med svart kant är placerade vid sidan av fyndplatsen har ett svart streck som visar fyndplatsens exakta position. Kartans mittpunktskoordinat är N 6533103, E 345070 i SWEREF 99 TM.</w:t>
       </w:r>
     </w:p>
     <w:p>
       <w:r>
-        <w:t>I och inom 10 meter från avverkningsanmälan finns fynd av 13 naturvårdsarter, varav 4 är rödlistade, 2 är fridlysta, 10 är typiska (T) och 3 är signalarter (S): ask (EN), stor skogsbäckmossa (VU), drillsnäppa (NT, §4), dunmossa (NT, T), blåsfliksmossa (S, T), stubbspretmossa (S, T), svart trolldruva (S, T), blåsippa (T, §9), hultbräken (T), kransmossa (T), källgräsmossa (T), skärmstarr (T) och vitsippa (T). Se Figur 1.</w:t>
+        <w:t>I och inom 8 meter från avverkningsanmälan finns fynd av 13 naturvårdsarter, varav 4 är rödlistade, 2 är fridlysta, 10 är typiska (T) och 3 är signalarter (S): ask (EN), stor skogsbäckmossa (VU), drillsnäppa (NT, §4), dunmossa (NT, T), blåsfliksmossa (S, T), stubbspretmossa (S, T), svart trolldruva (S, T), blåsippa (T, §9), hultbräken (T), kransmossa (T), källgräsmossa (T), skärmstarr (T) och vitsippa (T). Se Figur 1.</w:t>
       </w:r>
     </w:p>
     <w:p>
@@ -855,7 +855,7 @@
     <w:r>
       <w:tab/>
       <w:tab/>
-      <w:t>2026-06-28</w:t>
+      <w:t>2026-06-29</w:t>
       <w:br/>
       <w:br/>
     </w:r>

--- a/tillsyn/A 23933-2026 tillsynsbegäran.docx
+++ b/tillsyn/A 23933-2026 tillsynsbegäran.docx
@@ -855,7 +855,7 @@
     <w:r>
       <w:tab/>
       <w:tab/>
-      <w:t>2026-06-29</w:t>
+      <w:t>2026-06-30</w:t>
       <w:br/>
       <w:br/>
     </w:r>

--- a/tillsyn/A 23933-2026 tillsynsbegäran.docx
+++ b/tillsyn/A 23933-2026 tillsynsbegäran.docx
@@ -855,7 +855,7 @@
     <w:r>
       <w:tab/>
       <w:tab/>
-      <w:t>2026-06-30</w:t>
+      <w:t>2026-07-01</w:t>
       <w:br/>
       <w:br/>
     </w:r>

--- a/tillsyn/A 23933-2026 tillsynsbegäran.docx
+++ b/tillsyn/A 23933-2026 tillsynsbegäran.docx
@@ -855,7 +855,7 @@
     <w:r>
       <w:tab/>
       <w:tab/>
-      <w:t>2026-07-01</w:t>
+      <w:t>2026-07-02</w:t>
       <w:br/>
       <w:br/>
     </w:r>

--- a/tillsyn/A 23933-2026 tillsynsbegäran.docx
+++ b/tillsyn/A 23933-2026 tillsynsbegäran.docx
@@ -855,7 +855,7 @@
     <w:r>
       <w:tab/>
       <w:tab/>
-      <w:t>2026-07-13</w:t>
+      <w:t>2026-07-14</w:t>
       <w:br/>
       <w:br/>
     </w:r>

--- a/tillsyn/A 23933-2026 tillsynsbegäran.docx
+++ b/tillsyn/A 23933-2026 tillsynsbegäran.docx
@@ -855,7 +855,7 @@
     <w:r>
       <w:tab/>
       <w:tab/>
-      <w:t>2026-07-14</w:t>
+      <w:t>2026-07-15</w:t>
       <w:br/>
       <w:br/>
     </w:r>

--- a/tillsyn/A 23933-2026 tillsynsbegäran.docx
+++ b/tillsyn/A 23933-2026 tillsynsbegäran.docx
@@ -855,7 +855,7 @@
     <w:r>
       <w:tab/>
       <w:tab/>
-      <w:t>2026-07-15</w:t>
+      <w:t>2026-07-16</w:t>
       <w:br/>
       <w:br/>
     </w:r>

--- a/tillsyn/A 23933-2026 tillsynsbegäran.docx
+++ b/tillsyn/A 23933-2026 tillsynsbegäran.docx
@@ -855,7 +855,7 @@
     <w:r>
       <w:tab/>
       <w:tab/>
-      <w:t>2026-07-16</w:t>
+      <w:t>2026-07-17</w:t>
       <w:br/>
       <w:br/>
     </w:r>

--- a/tillsyn/A 23933-2026 tillsynsbegäran.docx
+++ b/tillsyn/A 23933-2026 tillsynsbegäran.docx
@@ -855,7 +855,7 @@
     <w:r>
       <w:tab/>
       <w:tab/>
-      <w:t>2026-07-17</w:t>
+      <w:t>2026-07-18</w:t>
       <w:br/>
       <w:br/>
     </w:r>

--- a/tillsyn/A 23933-2026 tillsynsbegäran.docx
+++ b/tillsyn/A 23933-2026 tillsynsbegäran.docx
@@ -855,7 +855,7 @@
     <w:r>
       <w:tab/>
       <w:tab/>
-      <w:t>2026-07-18</w:t>
+      <w:t>2026-07-19</w:t>
       <w:br/>
       <w:br/>
     </w:r>

--- a/tillsyn/A 23933-2026 tillsynsbegäran.docx
+++ b/tillsyn/A 23933-2026 tillsynsbegäran.docx
@@ -855,7 +855,7 @@
     <w:r>
       <w:tab/>
       <w:tab/>
-      <w:t>2026-07-19</w:t>
+      <w:t>2026-07-20</w:t>
       <w:br/>
       <w:br/>
     </w:r>

--- a/tillsyn/A 23933-2026 tillsynsbegäran.docx
+++ b/tillsyn/A 23933-2026 tillsynsbegäran.docx
@@ -855,7 +855,7 @@
     <w:r>
       <w:tab/>
       <w:tab/>
-      <w:t>2026-07-20</w:t>
+      <w:t>2026-07-21</w:t>
       <w:br/>
       <w:br/>
     </w:r>

--- a/tillsyn/A 23933-2026 tillsynsbegäran.docx
+++ b/tillsyn/A 23933-2026 tillsynsbegäran.docx
@@ -855,7 +855,7 @@
     <w:r>
       <w:tab/>
       <w:tab/>
-      <w:t>2026-07-21</w:t>
+      <w:t>2026-07-22</w:t>
       <w:br/>
       <w:br/>
     </w:r>

--- a/tillsyn/A 23933-2026 tillsynsbegäran.docx
+++ b/tillsyn/A 23933-2026 tillsynsbegäran.docx
@@ -855,7 +855,7 @@
     <w:r>
       <w:tab/>
       <w:tab/>
-      <w:t>2026-07-22</w:t>
+      <w:t>2026-07-23</w:t>
       <w:br/>
       <w:br/>
     </w:r>

--- a/tillsyn/A 23933-2026 tillsynsbegäran.docx
+++ b/tillsyn/A 23933-2026 tillsynsbegäran.docx
@@ -855,7 +855,7 @@
     <w:r>
       <w:tab/>
       <w:tab/>
-      <w:t>2026-07-23</w:t>
+      <w:t>2026-07-24</w:t>
       <w:br/>
       <w:br/>
     </w:r>

--- a/tillsyn/A 23933-2026 tillsynsbegäran.docx
+++ b/tillsyn/A 23933-2026 tillsynsbegäran.docx
@@ -855,7 +855,7 @@
     <w:r>
       <w:tab/>
       <w:tab/>
-      <w:t>2026-07-24</w:t>
+      <w:t>2026-07-25</w:t>
       <w:br/>
       <w:br/>
     </w:r>

--- a/tillsyn/A 23933-2026 tillsynsbegäran.docx
+++ b/tillsyn/A 23933-2026 tillsynsbegäran.docx
@@ -855,7 +855,7 @@
     <w:r>
       <w:tab/>
       <w:tab/>
-      <w:t>2026-07-25</w:t>
+      <w:t>2026-07-26</w:t>
       <w:br/>
       <w:br/>
     </w:r>

--- a/tillsyn/A 23933-2026 tillsynsbegäran.docx
+++ b/tillsyn/A 23933-2026 tillsynsbegäran.docx
@@ -855,7 +855,7 @@
     <w:r>
       <w:tab/>
       <w:tab/>
-      <w:t>2026-07-26</w:t>
+      <w:t>2026-07-27</w:t>
       <w:br/>
       <w:br/>
     </w:r>

--- a/tillsyn/A 23933-2026 tillsynsbegäran.docx
+++ b/tillsyn/A 23933-2026 tillsynsbegäran.docx
@@ -855,7 +855,7 @@
     <w:r>
       <w:tab/>
       <w:tab/>
-      <w:t>2026-07-27</w:t>
+      <w:t>2026-07-28</w:t>
       <w:br/>
       <w:br/>
     </w:r>

--- a/tillsyn/A 23933-2026 tillsynsbegäran.docx
+++ b/tillsyn/A 23933-2026 tillsynsbegäran.docx
@@ -855,7 +855,7 @@
     <w:r>
       <w:tab/>
       <w:tab/>
-      <w:t>2026-07-28</w:t>
+      <w:t>2026-07-29</w:t>
       <w:br/>
       <w:br/>
     </w:r>

--- a/tillsyn/A 23933-2026 tillsynsbegäran.docx
+++ b/tillsyn/A 23933-2026 tillsynsbegäran.docx
@@ -855,7 +855,7 @@
     <w:r>
       <w:tab/>
       <w:tab/>
-      <w:t>2026-07-29</w:t>
+      <w:t>2026-07-30</w:t>
       <w:br/>
       <w:br/>
     </w:r>

--- a/tillsyn/A 23933-2026 tillsynsbegäran.docx
+++ b/tillsyn/A 23933-2026 tillsynsbegäran.docx
@@ -855,7 +855,7 @@
     <w:r>
       <w:tab/>
       <w:tab/>
-      <w:t>2026-07-30</w:t>
+      <w:t>2026-07-31</w:t>
       <w:br/>
       <w:br/>
     </w:r>

--- a/tillsyn/A 23933-2026 tillsynsbegäran.docx
+++ b/tillsyn/A 23933-2026 tillsynsbegäran.docx
@@ -855,7 +855,7 @@
     <w:r>
       <w:tab/>
       <w:tab/>
-      <w:t>2026-07-31</w:t>
+      <w:t>2026-08-01</w:t>
       <w:br/>
       <w:br/>
     </w:r>

--- a/tillsyn/A 23933-2026 tillsynsbegäran.docx
+++ b/tillsyn/A 23933-2026 tillsynsbegäran.docx
@@ -855,7 +855,7 @@
     <w:r>
       <w:tab/>
       <w:tab/>
-      <w:t>2026-08-01</w:t>
+      <w:t>2026-08-02</w:t>
       <w:br/>
       <w:br/>
     </w:r>

--- a/tillsyn/A 23933-2026 tillsynsbegäran.docx
+++ b/tillsyn/A 23933-2026 tillsynsbegäran.docx
@@ -855,7 +855,7 @@
     <w:r>
       <w:tab/>
       <w:tab/>
-      <w:t>2026-08-02</w:t>
+      <w:t>2026-08-03</w:t>
       <w:br/>
       <w:br/>
     </w:r>

--- a/tillsyn/A 23933-2026 tillsynsbegäran.docx
+++ b/tillsyn/A 23933-2026 tillsynsbegäran.docx
@@ -855,7 +855,7 @@
     <w:r>
       <w:tab/>
       <w:tab/>
-      <w:t>2026-08-03</w:t>
+      <w:t>2026-08-04</w:t>
       <w:br/>
       <w:br/>
     </w:r>

--- a/tillsyn/A 23933-2026 tillsynsbegäran.docx
+++ b/tillsyn/A 23933-2026 tillsynsbegäran.docx
@@ -855,7 +855,7 @@
     <w:r>
       <w:tab/>
       <w:tab/>
-      <w:t>2026-08-04</w:t>
+      <w:t>2026-08-05</w:t>
       <w:br/>
       <w:br/>
     </w:r>

--- a/tillsyn/A 23933-2026 tillsynsbegäran.docx
+++ b/tillsyn/A 23933-2026 tillsynsbegäran.docx
@@ -855,7 +855,7 @@
     <w:r>
       <w:tab/>
       <w:tab/>
-      <w:t>2026-08-05</w:t>
+      <w:t>2026-08-07</w:t>
       <w:br/>
       <w:br/>
     </w:r>

--- a/tillsyn/A 23933-2026 tillsynsbegäran.docx
+++ b/tillsyn/A 23933-2026 tillsynsbegäran.docx
@@ -855,7 +855,7 @@
     <w:r>
       <w:tab/>
       <w:tab/>
-      <w:t>2026-08-07</w:t>
+      <w:t>2026-08-08</w:t>
       <w:br/>
       <w:br/>
     </w:r>

--- a/tillsyn/A 23933-2026 tillsynsbegäran.docx
+++ b/tillsyn/A 23933-2026 tillsynsbegäran.docx
@@ -60,7 +60,7 @@
         <w:spacing w:after="240"/>
       </w:pPr>
       <w:r>
-        <w:t>Figur 1. Fyndplatser för naturvårdsarter i och inom 8 meter från avverkningsanmälan. Markörer utan svart kant är placerade på fyndplatsen. Markörer med svart kant är placerade vid sidan av fyndplatsen har ett svart streck som visar fyndplatsens exakta position. Kartans mittpunktskoordinat är N 6533103, E 345070 i SWEREF 99 TM.</w:t>
+        <w:t>Figur 1. Fyndplatser för naturvårdsarter i och inom 8 meter från avverkningsanmälan. Markörer utan svart kant är placerade på fyndplatsen. Markörer med svart kant är placerade vid sidan av fyndplatsen och har ett svart streck som visar fyndplatsens exakta position. Kartans mittpunktskoordinat är N 6533103, E 345070 i SWEREF 99 TM.</w:t>
       </w:r>
     </w:p>
     <w:p>
@@ -855,7 +855,7 @@
     <w:r>
       <w:tab/>
       <w:tab/>
-      <w:t>2026-08-14</w:t>
+      <w:t>2026-08-15</w:t>
       <w:br/>
       <w:br/>
     </w:r>

--- a/tillsyn/A 23933-2026 tillsynsbegäran.docx
+++ b/tillsyn/A 23933-2026 tillsynsbegäran.docx
@@ -855,7 +855,7 @@
     <w:r>
       <w:tab/>
       <w:tab/>
-      <w:t>2026-08-15</w:t>
+      <w:t>2026-08-16</w:t>
       <w:br/>
       <w:br/>
     </w:r>

--- a/tillsyn/A 23933-2026 tillsynsbegäran.docx
+++ b/tillsyn/A 23933-2026 tillsynsbegäran.docx
@@ -855,7 +855,7 @@
     <w:r>
       <w:tab/>
       <w:tab/>
-      <w:t>2026-08-16</w:t>
+      <w:t>2026-08-17</w:t>
       <w:br/>
       <w:br/>
     </w:r>

--- a/tillsyn/A 23933-2026 tillsynsbegäran.docx
+++ b/tillsyn/A 23933-2026 tillsynsbegäran.docx
@@ -855,7 +855,7 @@
     <w:r>
       <w:tab/>
       <w:tab/>
-      <w:t>2026-08-17</w:t>
+      <w:t>2026-08-18</w:t>
       <w:br/>
       <w:br/>
     </w:r>

--- a/tillsyn/A 23933-2026 tillsynsbegäran.docx
+++ b/tillsyn/A 23933-2026 tillsynsbegäran.docx
@@ -855,7 +855,7 @@
     <w:r>
       <w:tab/>
       <w:tab/>
-      <w:t>2026-08-18</w:t>
+      <w:t>2026-08-19</w:t>
       <w:br/>
       <w:br/>
     </w:r>

--- a/tillsyn/A 23933-2026 tillsynsbegäran.docx
+++ b/tillsyn/A 23933-2026 tillsynsbegäran.docx
@@ -855,7 +855,7 @@
     <w:r>
       <w:tab/>
       <w:tab/>
-      <w:t>2026-08-19</w:t>
+      <w:t>2026-08-20</w:t>
       <w:br/>
       <w:br/>
     </w:r>

--- a/tillsyn/A 23933-2026 tillsynsbegäran.docx
+++ b/tillsyn/A 23933-2026 tillsynsbegäran.docx
@@ -855,7 +855,7 @@
     <w:r>
       <w:tab/>
       <w:tab/>
-      <w:t>2026-08-20</w:t>
+      <w:t>2026-08-21</w:t>
       <w:br/>
       <w:br/>
     </w:r>

--- a/tillsyn/A 23933-2026 tillsynsbegäran.docx
+++ b/tillsyn/A 23933-2026 tillsynsbegäran.docx
@@ -855,7 +855,7 @@
     <w:r>
       <w:tab/>
       <w:tab/>
-      <w:t>2026-08-21</w:t>
+      <w:t>2026-08-22</w:t>
       <w:br/>
       <w:br/>
     </w:r>

--- a/tillsyn/A 23933-2026 tillsynsbegäran.docx
+++ b/tillsyn/A 23933-2026 tillsynsbegäran.docx
@@ -855,7 +855,7 @@
     <w:r>
       <w:tab/>
       <w:tab/>
-      <w:t>2026-08-22</w:t>
+      <w:t>2026-08-23</w:t>
       <w:br/>
       <w:br/>
     </w:r>

--- a/tillsyn/A 23933-2026 tillsynsbegäran.docx
+++ b/tillsyn/A 23933-2026 tillsynsbegäran.docx
@@ -855,7 +855,7 @@
     <w:r>
       <w:tab/>
       <w:tab/>
-      <w:t>2026-08-23</w:t>
+      <w:t>2026-08-24</w:t>
       <w:br/>
       <w:br/>
     </w:r>

--- a/tillsyn/A 23933-2026 tillsynsbegäran.docx
+++ b/tillsyn/A 23933-2026 tillsynsbegäran.docx
@@ -855,7 +855,7 @@
     <w:r>
       <w:tab/>
       <w:tab/>
-      <w:t>2026-08-24</w:t>
+      <w:t>2026-08-25</w:t>
       <w:br/>
       <w:br/>
     </w:r>

--- a/tillsyn/A 23933-2026 tillsynsbegäran.docx
+++ b/tillsyn/A 23933-2026 tillsynsbegäran.docx
@@ -855,7 +855,7 @@
     <w:r>
       <w:tab/>
       <w:tab/>
-      <w:t>2026-08-25</w:t>
+      <w:t>2026-08-26</w:t>
       <w:br/>
       <w:br/>
     </w:r>

--- a/tillsyn/A 23933-2026 tillsynsbegäran.docx
+++ b/tillsyn/A 23933-2026 tillsynsbegäran.docx
@@ -855,7 +855,7 @@
     <w:r>
       <w:tab/>
       <w:tab/>
-      <w:t>2026-08-26</w:t>
+      <w:t>2026-08-27</w:t>
       <w:br/>
       <w:br/>
     </w:r>

--- a/tillsyn/A 23933-2026 tillsynsbegäran.docx
+++ b/tillsyn/A 23933-2026 tillsynsbegäran.docx
@@ -855,7 +855,7 @@
     <w:r>
       <w:tab/>
       <w:tab/>
-      <w:t>2026-08-27</w:t>
+      <w:t>2026-08-28</w:t>
       <w:br/>
       <w:br/>
     </w:r>

--- a/tillsyn/A 23933-2026 tillsynsbegäran.docx
+++ b/tillsyn/A 23933-2026 tillsynsbegäran.docx
@@ -855,7 +855,7 @@
     <w:r>
       <w:tab/>
       <w:tab/>
-      <w:t>2026-08-28</w:t>
+      <w:t>2026-08-29</w:t>
       <w:br/>
       <w:br/>
     </w:r>

--- a/tillsyn/A 23933-2026 tillsynsbegäran.docx
+++ b/tillsyn/A 23933-2026 tillsynsbegäran.docx
@@ -855,7 +855,7 @@
     <w:r>
       <w:tab/>
       <w:tab/>
-      <w:t>2026-08-29</w:t>
+      <w:t>2026-08-31</w:t>
       <w:br/>
       <w:br/>
     </w:r>

--- a/tillsyn/A 23933-2026 tillsynsbegäran.docx
+++ b/tillsyn/A 23933-2026 tillsynsbegäran.docx
@@ -855,7 +855,7 @@
     <w:r>
       <w:tab/>
       <w:tab/>
-      <w:t>2026-08-31</w:t>
+      <w:t>2026-09-01</w:t>
       <w:br/>
       <w:br/>
     </w:r>

--- a/tillsyn/A 23933-2026 tillsynsbegäran.docx
+++ b/tillsyn/A 23933-2026 tillsynsbegäran.docx
@@ -855,7 +855,7 @@
     <w:r>
       <w:tab/>
       <w:tab/>
-      <w:t>2026-09-01</w:t>
+      <w:t>2026-09-02</w:t>
       <w:br/>
       <w:br/>
     </w:r>

--- a/tillsyn/A 23933-2026 tillsynsbegäran.docx
+++ b/tillsyn/A 23933-2026 tillsynsbegäran.docx
@@ -855,7 +855,7 @@
     <w:r>
       <w:tab/>
       <w:tab/>
-      <w:t>2026-09-02</w:t>
+      <w:t>2026-09-03</w:t>
       <w:br/>
       <w:br/>
     </w:r>

--- a/tillsyn/A 23933-2026 tillsynsbegäran.docx
+++ b/tillsyn/A 23933-2026 tillsynsbegäran.docx
@@ -855,7 +855,7 @@
     <w:r>
       <w:tab/>
       <w:tab/>
-      <w:t>2026-09-03</w:t>
+      <w:t>2026-09-04</w:t>
       <w:br/>
       <w:br/>
     </w:r>

--- a/tillsyn/A 23933-2026 tillsynsbegäran.docx
+++ b/tillsyn/A 23933-2026 tillsynsbegäran.docx
@@ -855,7 +855,7 @@
     <w:r>
       <w:tab/>
       <w:tab/>
-      <w:t>2026-09-04</w:t>
+      <w:t>2026-09-05</w:t>
       <w:br/>
       <w:br/>
     </w:r>
